--- a/backend/data/attachments/compliance_regulatory_case_11.docx
+++ b/backend/data/attachments/compliance_regulatory_case_11.docx
@@ -19,7 +19,7 @@
     </w:p>
     <w:p>
       <w:r>
-        <w:t>报告期间：2024-07</w:t>
+        <w:t>报告期间：2024-10</w:t>
         <w:br/>
         <w:t>编制部门：风控合规部</w:t>
       </w:r>
@@ -41,7 +41,7 @@
     </w:p>
     <w:p>
       <w:r>
-        <w:t>本次检查共涉及35项检查要点，发现5项需改进事项，均为非重大问题。</w:t>
+        <w:t>本次检查共涉及46项检查要点，发现2项需改进事项，均为非重大问题。</w:t>
       </w:r>
     </w:p>
     <w:p>
